--- a/klagomål/A 21029-2026 FSC-klagomål.docx
+++ b/klagomål/A 21029-2026 FSC-klagomål.docx
@@ -735,7 +735,7 @@
     <w:r>
       <w:tab/>
       <w:tab/>
-      <w:t>2026-09-14</w:t>
+      <w:t>2026-09-15</w:t>
       <w:br/>
       <w:br/>
     </w:r>

--- a/klagomål/A 21029-2026 FSC-klagomål.docx
+++ b/klagomål/A 21029-2026 FSC-klagomål.docx
@@ -735,7 +735,7 @@
     <w:r>
       <w:tab/>
       <w:tab/>
-      <w:t>2026-09-15</w:t>
+      <w:t>2026-09-16</w:t>
       <w:br/>
       <w:br/>
     </w:r>

--- a/klagomål/A 21029-2026 FSC-klagomål.docx
+++ b/klagomål/A 21029-2026 FSC-klagomål.docx
@@ -735,7 +735,7 @@
     <w:r>
       <w:tab/>
       <w:tab/>
-      <w:t>2026-09-16</w:t>
+      <w:t>2026-09-17</w:t>
       <w:br/>
       <w:br/>
     </w:r>

--- a/klagomål/A 21029-2026 FSC-klagomål.docx
+++ b/klagomål/A 21029-2026 FSC-klagomål.docx
@@ -735,7 +735,7 @@
     <w:r>
       <w:tab/>
       <w:tab/>
-      <w:t>2026-09-17</w:t>
+      <w:t>2026-09-18</w:t>
       <w:br/>
       <w:br/>
     </w:r>

--- a/klagomål/A 21029-2026 FSC-klagomål.docx
+++ b/klagomål/A 21029-2026 FSC-klagomål.docx
@@ -735,7 +735,7 @@
     <w:r>
       <w:tab/>
       <w:tab/>
-      <w:t>2026-09-18</w:t>
+      <w:t>2026-09-19</w:t>
       <w:br/>
       <w:br/>
     </w:r>

--- a/klagomål/A 21029-2026 FSC-klagomål.docx
+++ b/klagomål/A 21029-2026 FSC-klagomål.docx
@@ -735,7 +735,7 @@
     <w:r>
       <w:tab/>
       <w:tab/>
-      <w:t>2026-09-19</w:t>
+      <w:t>2026-09-21</w:t>
       <w:br/>
       <w:br/>
     </w:r>

--- a/klagomål/A 21029-2026 FSC-klagomål.docx
+++ b/klagomål/A 21029-2026 FSC-klagomål.docx
@@ -735,7 +735,7 @@
     <w:r>
       <w:tab/>
       <w:tab/>
-      <w:t>2026-09-21</w:t>
+      <w:t>2026-09-23</w:t>
       <w:br/>
       <w:br/>
     </w:r>

--- a/klagomål/A 21029-2026 FSC-klagomål.docx
+++ b/klagomål/A 21029-2026 FSC-klagomål.docx
@@ -735,7 +735,7 @@
     <w:r>
       <w:tab/>
       <w:tab/>
-      <w:t>2026-09-23</w:t>
+      <w:t>2026-09-24</w:t>
       <w:br/>
       <w:br/>
     </w:r>

--- a/klagomål/A 21029-2026 FSC-klagomål.docx
+++ b/klagomål/A 21029-2026 FSC-klagomål.docx
@@ -735,7 +735,7 @@
     <w:r>
       <w:tab/>
       <w:tab/>
-      <w:t>2026-09-24</w:t>
+      <w:t>2026-09-25</w:t>
       <w:br/>
       <w:br/>
     </w:r>

--- a/klagomål/A 21029-2026 FSC-klagomål.docx
+++ b/klagomål/A 21029-2026 FSC-klagomål.docx
@@ -735,7 +735,7 @@
     <w:r>
       <w:tab/>
       <w:tab/>
-      <w:t>2026-09-25</w:t>
+      <w:t>2026-09-26</w:t>
       <w:br/>
       <w:br/>
     </w:r>

--- a/klagomål/A 21029-2026 FSC-klagomål.docx
+++ b/klagomål/A 21029-2026 FSC-klagomål.docx
@@ -735,7 +735,7 @@
     <w:r>
       <w:tab/>
       <w:tab/>
-      <w:t>2026-09-26</w:t>
+      <w:t>2026-09-27</w:t>
       <w:br/>
       <w:br/>
     </w:r>

--- a/klagomål/A 21029-2026 FSC-klagomål.docx
+++ b/klagomål/A 21029-2026 FSC-klagomål.docx
@@ -735,7 +735,7 @@
     <w:r>
       <w:tab/>
       <w:tab/>
-      <w:t>2026-09-27</w:t>
+      <w:t>2026-09-28</w:t>
       <w:br/>
       <w:br/>
     </w:r>

--- a/klagomål/A 21029-2026 FSC-klagomål.docx
+++ b/klagomål/A 21029-2026 FSC-klagomål.docx
@@ -735,7 +735,7 @@
     <w:r>
       <w:tab/>
       <w:tab/>
-      <w:t>2026-09-28</w:t>
+      <w:t>2026-09-29</w:t>
       <w:br/>
       <w:br/>
     </w:r>

--- a/klagomål/A 21029-2026 FSC-klagomål.docx
+++ b/klagomål/A 21029-2026 FSC-klagomål.docx
@@ -216,12 +216,12 @@
         <w:spacing w:after="240"/>
       </w:pPr>
       <w:r>
-        <w:t>Figur 1. Fyndplatser för naturvårdsarter inom 14 meter från avverkningsanmälan. Markörer utan svart kant är placerade på fyndplatsen. Markörer med svart kant är placerade vid sidan av fyndplatsen och har ett svart streck som visar fyndplatsens exakta position. Kartans mittpunktskoordinat är N 6682879, E 570714 i SWEREF 99 TM.</w:t>
+        <w:t>Figur 1. Fyndplatser för naturvårdsarter i och inom 14 meter från avverkningsanmälan. Markörer utan svart kant är placerade på fyndplatsen. Markörer med svart kant är placerade vid sidan av fyndplatsen och har ett svart streck som visar fyndplatsens exakta position. Kartans mittpunktskoordinat är N 6682879, E 570714 i SWEREF 99 TM.</w:t>
       </w:r>
     </w:p>
     <w:p>
       <w:r>
-        <w:t>Inom 14 meter från avverkningsanmälan finns fynd av 1 naturvårdsarter, varav 1 är rödlistad och 1 är fridlyst: nordfladdermus (NT, §4a). Se Figur 1.</w:t>
+        <w:t>I och inom 14 meter från avverkningsanmälan finns fynd av 2 naturvårdsarter, varav 1 är rödlistad och 2 är fridlysta: nordfladdermus (NT, §4a) och fläcknycklar (§8). Se Figur 1.</w:t>
       </w:r>
     </w:p>
     <w:p>
@@ -348,7 +348,7 @@
         <w:rPr>
           <w:i/>
         </w:rPr>
-        <w:t>I det avverkningsanmälda skogsområdet har 1 naturvårdsarter varav 1 rödlistade arter sina livsmiljöer och växtplatser.</w:t>
+        <w:t>I det avverkningsanmälda skogsområdet har 2 naturvårdsarter varav 1 rödlistade arter sina livsmiljöer och växtplatser.</w:t>
       </w:r>
     </w:p>
     <w:p>
@@ -735,7 +735,7 @@
     <w:r>
       <w:tab/>
       <w:tab/>
-      <w:t>2026-09-29</w:t>
+      <w:t>2026-09-30</w:t>
       <w:br/>
       <w:br/>
     </w:r>

--- a/klagomål/A 21029-2026 FSC-klagomål.docx
+++ b/klagomål/A 21029-2026 FSC-klagomål.docx
@@ -735,7 +735,7 @@
     <w:r>
       <w:tab/>
       <w:tab/>
-      <w:t>2026-09-30</w:t>
+      <w:t>2026-10-01</w:t>
       <w:br/>
       <w:br/>
     </w:r>

--- a/klagomål/A 21029-2026 FSC-klagomål.docx
+++ b/klagomål/A 21029-2026 FSC-klagomål.docx
@@ -735,7 +735,7 @@
     <w:r>
       <w:tab/>
       <w:tab/>
-      <w:t>2026-10-01</w:t>
+      <w:t>2026-10-02</w:t>
       <w:br/>
       <w:br/>
     </w:r>

--- a/klagomål/A 21029-2026 FSC-klagomål.docx
+++ b/klagomål/A 21029-2026 FSC-klagomål.docx
@@ -735,7 +735,7 @@
     <w:r>
       <w:tab/>
       <w:tab/>
-      <w:t>2026-10-02</w:t>
+      <w:t>2026-10-03</w:t>
       <w:br/>
       <w:br/>
     </w:r>

--- a/klagomål/A 21029-2026 FSC-klagomål.docx
+++ b/klagomål/A 21029-2026 FSC-klagomål.docx
@@ -735,7 +735,7 @@
     <w:r>
       <w:tab/>
       <w:tab/>
-      <w:t>2026-10-03</w:t>
+      <w:t>2026-10-04</w:t>
       <w:br/>
       <w:br/>
     </w:r>

--- a/klagomål/A 21029-2026 FSC-klagomål.docx
+++ b/klagomål/A 21029-2026 FSC-klagomål.docx
@@ -735,7 +735,7 @@
     <w:r>
       <w:tab/>
       <w:tab/>
-      <w:t>2026-10-04</w:t>
+      <w:t>2026-10-05</w:t>
       <w:br/>
       <w:br/>
     </w:r>

--- a/klagomål/A 21029-2026 FSC-klagomål.docx
+++ b/klagomål/A 21029-2026 FSC-klagomål.docx
@@ -735,7 +735,7 @@
     <w:r>
       <w:tab/>
       <w:tab/>
-      <w:t>2026-10-05</w:t>
+      <w:t>2026-10-06</w:t>
       <w:br/>
       <w:br/>
     </w:r>

--- a/klagomål/A 21029-2026 FSC-klagomål.docx
+++ b/klagomål/A 21029-2026 FSC-klagomål.docx
@@ -735,7 +735,7 @@
     <w:r>
       <w:tab/>
       <w:tab/>
-      <w:t>2026-10-06</w:t>
+      <w:t>2026-10-07</w:t>
       <w:br/>
       <w:br/>
     </w:r>

--- a/klagomål/A 21029-2026 FSC-klagomål.docx
+++ b/klagomål/A 21029-2026 FSC-klagomål.docx
@@ -735,7 +735,7 @@
     <w:r>
       <w:tab/>
       <w:tab/>
-      <w:t>2026-10-07</w:t>
+      <w:t>2026-10-08</w:t>
       <w:br/>
       <w:br/>
     </w:r>

--- a/klagomål/A 21029-2026 FSC-klagomål.docx
+++ b/klagomål/A 21029-2026 FSC-klagomål.docx
@@ -735,7 +735,7 @@
     <w:r>
       <w:tab/>
       <w:tab/>
-      <w:t>2026-10-08</w:t>
+      <w:t>2026-10-09</w:t>
       <w:br/>
       <w:br/>
     </w:r>

--- a/klagomål/A 21029-2026 FSC-klagomål.docx
+++ b/klagomål/A 21029-2026 FSC-klagomål.docx
@@ -735,7 +735,7 @@
     <w:r>
       <w:tab/>
       <w:tab/>
-      <w:t>2026-10-09</w:t>
+      <w:t>2026-10-10</w:t>
       <w:br/>
       <w:br/>
     </w:r>

--- a/klagomål/A 21029-2026 FSC-klagomål.docx
+++ b/klagomål/A 21029-2026 FSC-klagomål.docx
@@ -735,7 +735,7 @@
     <w:r>
       <w:tab/>
       <w:tab/>
-      <w:t>2026-10-10</w:t>
+      <w:t>2026-10-11</w:t>
       <w:br/>
       <w:br/>
     </w:r>

--- a/klagomål/A 21029-2026 FSC-klagomål.docx
+++ b/klagomål/A 21029-2026 FSC-klagomål.docx
@@ -735,7 +735,7 @@
     <w:r>
       <w:tab/>
       <w:tab/>
-      <w:t>2026-10-11</w:t>
+      <w:t>2026-10-12</w:t>
       <w:br/>
       <w:br/>
     </w:r>

--- a/klagomål/A 21029-2026 FSC-klagomål.docx
+++ b/klagomål/A 21029-2026 FSC-klagomål.docx
@@ -735,7 +735,7 @@
     <w:r>
       <w:tab/>
       <w:tab/>
-      <w:t>2026-10-12</w:t>
+      <w:t>2026-10-13</w:t>
       <w:br/>
       <w:br/>
     </w:r>

--- a/klagomål/A 21029-2026 FSC-klagomål.docx
+++ b/klagomål/A 21029-2026 FSC-klagomål.docx
@@ -735,7 +735,7 @@
     <w:r>
       <w:tab/>
       <w:tab/>
-      <w:t>2026-10-13</w:t>
+      <w:t>2026-10-14</w:t>
       <w:br/>
       <w:br/>
     </w:r>

--- a/klagomål/A 21029-2026 FSC-klagomål.docx
+++ b/klagomål/A 21029-2026 FSC-klagomål.docx
@@ -735,7 +735,7 @@
     <w:r>
       <w:tab/>
       <w:tab/>
-      <w:t>2026-10-14</w:t>
+      <w:t>2026-10-15</w:t>
       <w:br/>
       <w:br/>
     </w:r>

--- a/klagomål/A 21029-2026 FSC-klagomål.docx
+++ b/klagomål/A 21029-2026 FSC-klagomål.docx
@@ -735,7 +735,7 @@
     <w:r>
       <w:tab/>
       <w:tab/>
-      <w:t>2026-10-15</w:t>
+      <w:t>2026-10-16</w:t>
       <w:br/>
       <w:br/>
     </w:r>

--- a/klagomål/A 21029-2026 FSC-klagomål.docx
+++ b/klagomål/A 21029-2026 FSC-klagomål.docx
@@ -735,7 +735,7 @@
     <w:r>
       <w:tab/>
       <w:tab/>
-      <w:t>2026-10-16</w:t>
+      <w:t>2026-10-17</w:t>
       <w:br/>
       <w:br/>
     </w:r>

--- a/klagomål/A 21029-2026 FSC-klagomål.docx
+++ b/klagomål/A 21029-2026 FSC-klagomål.docx
@@ -735,7 +735,7 @@
     <w:r>
       <w:tab/>
       <w:tab/>
-      <w:t>2026-10-17</w:t>
+      <w:t>2026-10-18</w:t>
       <w:br/>
       <w:br/>
     </w:r>

--- a/klagomål/A 21029-2026 FSC-klagomål.docx
+++ b/klagomål/A 21029-2026 FSC-klagomål.docx
@@ -735,7 +735,7 @@
     <w:r>
       <w:tab/>
       <w:tab/>
-      <w:t>2026-10-18</w:t>
+      <w:t>2026-10-19</w:t>
       <w:br/>
       <w:br/>
     </w:r>

--- a/klagomål/A 21029-2026 FSC-klagomål.docx
+++ b/klagomål/A 21029-2026 FSC-klagomål.docx
@@ -735,7 +735,7 @@
     <w:r>
       <w:tab/>
       <w:tab/>
-      <w:t>2026-10-19</w:t>
+      <w:t>2026-10-20</w:t>
       <w:br/>
       <w:br/>
     </w:r>

--- a/klagomål/A 21029-2026 FSC-klagomål.docx
+++ b/klagomål/A 21029-2026 FSC-klagomål.docx
@@ -735,7 +735,7 @@
     <w:r>
       <w:tab/>
       <w:tab/>
-      <w:t>2026-10-20</w:t>
+      <w:t>2026-10-21</w:t>
       <w:br/>
       <w:br/>
     </w:r>

--- a/klagomål/A 21029-2026 FSC-klagomål.docx
+++ b/klagomål/A 21029-2026 FSC-klagomål.docx
@@ -735,7 +735,7 @@
     <w:r>
       <w:tab/>
       <w:tab/>
-      <w:t>2026-10-21</w:t>
+      <w:t>2026-10-22</w:t>
       <w:br/>
       <w:br/>
     </w:r>

--- a/klagomål/A 21029-2026 FSC-klagomål.docx
+++ b/klagomål/A 21029-2026 FSC-klagomål.docx
@@ -735,7 +735,7 @@
     <w:r>
       <w:tab/>
       <w:tab/>
-      <w:t>2026-10-22</w:t>
+      <w:t>2026-10-23</w:t>
       <w:br/>
       <w:br/>
     </w:r>

--- a/klagomål/A 21029-2026 FSC-klagomål.docx
+++ b/klagomål/A 21029-2026 FSC-klagomål.docx
@@ -735,7 +735,7 @@
     <w:r>
       <w:tab/>
       <w:tab/>
-      <w:t>2026-10-23</w:t>
+      <w:t>2026-10-24</w:t>
       <w:br/>
       <w:br/>
     </w:r>

--- a/klagomål/A 21029-2026 FSC-klagomål.docx
+++ b/klagomål/A 21029-2026 FSC-klagomål.docx
@@ -735,7 +735,7 @@
     <w:r>
       <w:tab/>
       <w:tab/>
-      <w:t>2026-10-24</w:t>
+      <w:t>2026-10-25</w:t>
       <w:br/>
       <w:br/>
     </w:r>

--- a/klagomål/A 21029-2026 FSC-klagomål.docx
+++ b/klagomål/A 21029-2026 FSC-klagomål.docx
@@ -735,7 +735,7 @@
     <w:r>
       <w:tab/>
       <w:tab/>
-      <w:t>2026-10-25</w:t>
+      <w:t>2026-10-26</w:t>
       <w:br/>
       <w:br/>
     </w:r>

--- a/klagomål/A 21029-2026 FSC-klagomål.docx
+++ b/klagomål/A 21029-2026 FSC-klagomål.docx
@@ -735,7 +735,7 @@
     <w:r>
       <w:tab/>
       <w:tab/>
-      <w:t>2026-10-26</w:t>
+      <w:t>2026-10-27</w:t>
       <w:br/>
       <w:br/>
     </w:r>

--- a/klagomål/A 21029-2026 FSC-klagomål.docx
+++ b/klagomål/A 21029-2026 FSC-klagomål.docx
@@ -735,7 +735,7 @@
     <w:r>
       <w:tab/>
       <w:tab/>
-      <w:t>2026-10-27</w:t>
+      <w:t>2026-10-28</w:t>
       <w:br/>
       <w:br/>
     </w:r>

--- a/klagomål/A 21029-2026 FSC-klagomål.docx
+++ b/klagomål/A 21029-2026 FSC-klagomål.docx
@@ -735,7 +735,7 @@
     <w:r>
       <w:tab/>
       <w:tab/>
-      <w:t>2026-10-28</w:t>
+      <w:t>2026-10-29</w:t>
       <w:br/>
       <w:br/>
     </w:r>

--- a/klagomål/A 21029-2026 FSC-klagomål.docx
+++ b/klagomål/A 21029-2026 FSC-klagomål.docx
@@ -735,7 +735,7 @@
     <w:r>
       <w:tab/>
       <w:tab/>
-      <w:t>2026-10-29</w:t>
+      <w:t>2026-10-31</w:t>
       <w:br/>
       <w:br/>
     </w:r>
